--- a/REVISI_HAL22_SAIF_BATTAR_1_3.docx
+++ b/REVISI_HAL22_SAIF_BATTAR_1_3.docx
@@ -933,18 +933,6 @@
     </w:tbl>
     <w:p>
       <w:pPr>
-        <w:jc w:val="center"/>
-      </w:pPr>
-      <w:r>
-        <w:rPr>
-          <w:i/>
-          <w:sz w:val="14"/>
-        </w:rPr>
-        <w:t>Wafaq musallas 3×3 — simpan RTL: | ٢٧٤ | ١٤٣ | ١٦٥ | / | ٨٥ | ١٩٤ | ٣٠٣ | / | ٢٢٣ | ٢٤٥ | ١١٤ | — Visual LTR: 165|143|274 / 303|194|85 / 114|245|223 — jumlah 582</w:t>
-      </w:r>
-    </w:p>
-    <w:p>
-      <w:pPr>
         <w:pStyle w:val="Heading2"/>
       </w:pPr>
       <w:r>
@@ -955,7 +943,7 @@
       <w:r>
         <w:rPr>
           <w:i/>
-          <w:sz w:val="16"/>
+          <w:sz w:val="17"/>
         </w:rPr>
         <w:t>As-saiful-battāru li-daf'i Maimūnil-ghaddār.</w:t>
       </w:r>
@@ -964,7 +952,7 @@
       <w:r>
         <w:rPr>
           <w:i/>
-          <w:sz w:val="16"/>
+          <w:sz w:val="17"/>
         </w:rPr>
         <w:t>As-salāmu 'alaikum wa rahmatullāhi wa barakātuh, ikhwatī fillāhi uqaddimu lakum hādzihil-fāidatal-qāthi'atan-nāfi'ata bi-idznillāhi fī daf'i adzat-taslīthi wal-irsālātikh-khāshshati bi-[Maimūnin-nikāhil-mal'ūni] nas'alullāha ta'ālā an yahfazhakum min syarri adziyyati hādzal-māridil-majūsiyyi la'anahullāhu 'alaihi ilā yaumid-dīn.</w:t>
       </w:r>
@@ -973,7 +961,7 @@
       <w:r>
         <w:rPr>
           <w:i/>
-          <w:sz w:val="16"/>
+          <w:sz w:val="17"/>
         </w:rPr>
         <w:t>Yuktabul-wafqu bi-mā'i wardin wa za'farānin, wa tuhawwithuhu bil-āyati [Qauluhul-haqqu wa lahul-mulku] tsumma tadūru bihil-āyātil-karīmāti 29, lākinnal-kitābata takūnu 'alā hādzihish-shifati wa kadzālikat-tilāwatu, Lā ilāha illallāhu [āyah 1] Lā ilāha illallāhu [āyah 2] wa hākadzā ilā intihā'il-āyātil-karīmāti, tsummaqra' 'alaihi ismallāhi 'azza wa jalla [Al-Hakīmu] bi-alit-ta'rīfi wa laisa bi-yā'in-nidā'i, 582 marratan tsumma al-āyāti 29 marratan:</w:t>
       </w:r>
@@ -982,7 +970,7 @@
       <w:r>
         <w:rPr>
           <w:i/>
-          <w:sz w:val="16"/>
+          <w:sz w:val="17"/>
         </w:rPr>
         <w:t>1, Lā ilāha illallāhu Rabbanā wab'ats fīhim rasūlan minhum yatlū 'alaihim āyātika wa yu'allimuhumul-kitāba wal-hikmata wa yuzakkīhim innaka Antal-'Azīzul-Hakīm.</w:t>
         <w:br/>
@@ -1047,7 +1035,7 @@
       <w:r>
         <w:rPr>
           <w:i/>
-          <w:sz w:val="16"/>
+          <w:sz w:val="17"/>
         </w:rPr>
         <w:t>Tammat ikhwatī fillāhi al-āyātul-karīmātu wa ilaikum al-wafqus-sālifu dzikruhu.</w:t>
       </w:r>
@@ -1056,7 +1044,7 @@
       <w:r>
         <w:rPr>
           <w:i/>
-          <w:sz w:val="16"/>
+          <w:sz w:val="17"/>
         </w:rPr>
         <w:t>Wafaq musallas 3×3 (asror, tanpa latin/terjemah angka — simpan RTL agar dir=rtl): lihat tabel arab di atas.</w:t>
       </w:r>
@@ -1185,6 +1173,38 @@
         <w:t>Dan inilah wafaqnya.</w:t>
         <w:br/>
         <w:br/>
+      </w:r>
+    </w:p>
+    <w:p>
+      <w:pPr>
+        <w:pStyle w:val="Heading2"/>
+      </w:pPr>
+      <w:r>
+        <w:t>Syarah dan Penjelasan</w:t>
+      </w:r>
+    </w:p>
+    <w:p>
+      <w:r>
+        <w:rPr>
+          <w:sz w:val="17"/>
+        </w:rPr>
+        <w:t>Wafaq musallas 3×3 Saif al-Battār memiliki 9 kamar dengan konstanta 582 per baris/kolom/diagonal (165+143+274=582, 303+194+85=582, 114+245+223=582), selaras dengan hitungan wirid Al-Hakīm 582×. Empat sudut luar ditandai simbol G/A sebagai pasak rajah, bingkai diputar dengan ayat Qauluhul-Haqq wa Lahul-Mulk diselingi 29 ayat Al-‘Azīz Al-Hakīm. Fungsi utamanya sebagai pemutus ikatan sihir/pelet Maimūn an-Nikāh (jin mārid Majūsī) yang merusak kehormatan suami-istri; mekanisme wirid Al-Hakīm 582× + ayat-ayat 29× menjadi pemantik pembakar energi sihir.</w:t>
+      </w:r>
+    </w:p>
+    <w:p>
+      <w:pPr>
+        <w:pStyle w:val="Heading2"/>
+      </w:pPr>
+      <w:r>
+        <w:t>Khususiyah dan Tatacara Praktik</w:t>
+      </w:r>
+    </w:p>
+    <w:p>
+      <w:r>
+        <w:rPr>
+          <w:sz w:val="17"/>
+        </w:rPr>
+        <w:t>Penulisan dengan air mawar + za‘faran, pembacaan terpisah (Lā ilāha illallāh per ayat) lalu wirid Al-Hakīm, cocok sebagai hirz pelindung kehormatan. Simetri 582 memancarkan daya hancur bergelombang yang memutus kiriman Maimūn secara instan.</w:t>
       </w:r>
     </w:p>
     <w:p>
